--- a/assets/resources/李千颖-简历.docx
+++ b/assets/resources/李千颖-简历.docx
@@ -5,9 +5,8 @@
     <w:p>
       <w:pPr>
         <w:rPr>
-          <w:b/>
-          <w:sz w:val="48"/>
-          <w:szCs w:val="48"/>
+          <w:rFonts w:cs="Times New Roman"/>
+          <w:szCs w:val="21"/>
         </w:rPr>
       </w:pPr>
       <w:r>
@@ -18,7 +17,7 @@
           <w:szCs w:val="20"/>
         </w:rPr>
         <w:drawing>
-          <wp:anchor distT="0" distB="0" distL="114300" distR="114300" simplePos="0" relativeHeight="251687424" behindDoc="0" locked="0" layoutInCell="1" allowOverlap="1" wp14:anchorId="1ABB2A95" wp14:editId="76D6F839">
+          <wp:anchor distT="0" distB="0" distL="114300" distR="114300" simplePos="0" relativeHeight="251704832" behindDoc="0" locked="0" layoutInCell="1" allowOverlap="1" wp14:anchorId="1ABB2A95" wp14:editId="76D6F839">
             <wp:simplePos x="0" y="0"/>
             <wp:positionH relativeFrom="margin">
               <wp:posOffset>5370850</wp:posOffset>
@@ -98,45 +97,81 @@
         </w:rPr>
         <w:t xml:space="preserve"> </w:t>
       </w:r>
+      <w:r>
+        <w:rPr>
+          <w:rFonts w:cs="Times New Roman"/>
+          <w:szCs w:val="21"/>
+        </w:rPr>
+        <w:t>[</w:t>
+      </w:r>
+      <w:r>
+        <w:rPr>
+          <w:rFonts w:cs="Times New Roman"/>
+          <w:szCs w:val="21"/>
+        </w:rPr>
+        <w:t>作品集</w:t>
+      </w:r>
+      <w:r>
+        <w:rPr>
+          <w:rFonts w:cs="Times New Roman"/>
+          <w:szCs w:val="21"/>
+        </w:rPr>
+        <w:t xml:space="preserve">· </w:t>
+      </w:r>
+      <w:hyperlink r:id="rId9" w:history="1">
+        <w:r>
+          <w:rPr>
+            <w:rStyle w:val="ab"/>
+            <w:rFonts w:cs="Times New Roman"/>
+            <w:szCs w:val="21"/>
+          </w:rPr>
+          <w:t>GitHub</w:t>
+        </w:r>
+      </w:hyperlink>
+      <w:r>
+        <w:rPr>
+          <w:rFonts w:cs="Times New Roman"/>
+          <w:szCs w:val="21"/>
+        </w:rPr>
+        <w:t>]</w:t>
+      </w:r>
+      <w:r>
+        <w:rPr>
+          <w:rFonts w:cs="Times New Roman" w:hint="eastAsia"/>
+          <w:szCs w:val="21"/>
+        </w:rPr>
+        <w:t xml:space="preserve"> </w:t>
+      </w:r>
     </w:p>
     <w:p>
       <w:pPr>
         <w:rPr>
-          <w:rFonts w:cs="Times New Roman"/>
-          <w:szCs w:val="21"/>
-        </w:rPr>
-      </w:pPr>
-      <w:r>
-        <w:rPr>
-          <w:rFonts w:cs="Times New Roman"/>
-          <w:b/>
-          <w:bCs/>
-          <w:szCs w:val="21"/>
-        </w:rPr>
-        <w:t>作品集</w:t>
-      </w:r>
-      <w:r>
-        <w:rPr>
-          <w:rFonts w:cs="Times New Roman" w:hint="eastAsia"/>
-          <w:b/>
-          <w:bCs/>
-          <w:szCs w:val="21"/>
-        </w:rPr>
-        <w:t>：</w:t>
-      </w:r>
-      <w:r>
-        <w:rPr>
-          <w:rFonts w:cs="Times New Roman"/>
+          <w:rFonts w:eastAsia="宋体" w:cs="Times New Roman"/>
+          <w:szCs w:val="21"/>
+        </w:rPr>
+      </w:pPr>
+      <w:r>
+        <w:rPr>
+          <w:rFonts w:eastAsia="宋体" w:cs="Times New Roman" w:hint="eastAsia"/>
+          <w:b/>
+          <w:bCs/>
+          <w:szCs w:val="21"/>
+        </w:rPr>
+        <w:t>求职意向：</w:t>
+      </w:r>
+      <w:r>
+        <w:rPr>
+          <w:rFonts w:eastAsia="宋体" w:cs="Times New Roman" w:hint="eastAsia"/>
+          <w:szCs w:val="21"/>
+        </w:rPr>
+        <w:t>产品经理</w:t>
+      </w:r>
+      <w:r>
+        <w:rPr>
+          <w:rFonts w:eastAsia="宋体" w:cs="Times New Roman" w:hint="eastAsia"/>
           <w:szCs w:val="21"/>
         </w:rPr>
         <w:t xml:space="preserve"> </w:t>
-      </w:r>
-      <w:r>
-        <w:rPr>
-          <w:rFonts w:cs="Times New Roman"/>
-          <w:szCs w:val="21"/>
-        </w:rPr>
-        <w:t>https://39dc6942b2d0427ca78cd101d8d994e5.app.workbuddy.link/</w:t>
       </w:r>
     </w:p>
     <w:p>
@@ -149,22 +184,85 @@
       <w:r>
         <w:rPr>
           <w:rFonts w:eastAsia="宋体" w:cs="Times New Roman" w:hint="eastAsia"/>
-          <w:b/>
-          <w:bCs/>
-          <w:szCs w:val="21"/>
-        </w:rPr>
-        <w:t>求职意向：</w:t>
+          <w:szCs w:val="21"/>
+        </w:rPr>
+        <w:t>陕西西安</w:t>
       </w:r>
       <w:r>
         <w:rPr>
           <w:rFonts w:eastAsia="宋体" w:cs="Times New Roman" w:hint="eastAsia"/>
           <w:szCs w:val="21"/>
         </w:rPr>
-        <w:t>产品经理</w:t>
+        <w:t xml:space="preserve"> </w:t>
+      </w:r>
+      <w:r>
+        <w:rPr>
+          <w:rFonts w:eastAsia="宋体" w:cs="Times New Roman"/>
+          <w:szCs w:val="21"/>
+        </w:rPr>
+        <w:t>|</w:t>
       </w:r>
       <w:r>
         <w:rPr>
           <w:rFonts w:eastAsia="宋体" w:cs="Times New Roman" w:hint="eastAsia"/>
+          <w:szCs w:val="21"/>
+        </w:rPr>
+        <w:t xml:space="preserve"> 2</w:t>
+      </w:r>
+      <w:r>
+        <w:rPr>
+          <w:rFonts w:eastAsia="宋体" w:cs="Times New Roman"/>
+          <w:szCs w:val="21"/>
+        </w:rPr>
+        <w:t>02</w:t>
+      </w:r>
+      <w:r>
+        <w:rPr>
+          <w:rFonts w:eastAsia="宋体" w:cs="Times New Roman" w:hint="eastAsia"/>
+          <w:szCs w:val="21"/>
+        </w:rPr>
+        <w:t>6</w:t>
+      </w:r>
+      <w:r>
+        <w:rPr>
+          <w:rFonts w:eastAsia="宋体" w:cs="Times New Roman" w:hint="eastAsia"/>
+          <w:szCs w:val="21"/>
+        </w:rPr>
+        <w:t>届硕士毕业生</w:t>
+      </w:r>
+      <w:r>
+        <w:rPr>
+          <w:rFonts w:eastAsia="宋体" w:cs="Times New Roman" w:hint="eastAsia"/>
+          <w:szCs w:val="21"/>
+        </w:rPr>
+        <w:t xml:space="preserve"> </w:t>
+      </w:r>
+      <w:r>
+        <w:rPr>
+          <w:rFonts w:eastAsia="宋体" w:cs="Times New Roman" w:hint="eastAsia"/>
+          <w:szCs w:val="21"/>
+        </w:rPr>
+        <w:t>|</w:t>
+      </w:r>
+      <w:r>
+        <w:rPr>
+          <w:rFonts w:eastAsia="宋体" w:cs="Times New Roman" w:hint="eastAsia"/>
+          <w:szCs w:val="21"/>
+        </w:rPr>
+        <w:t xml:space="preserve"> </w:t>
+      </w:r>
+      <w:r>
+        <w:rPr>
+          <w:rFonts w:eastAsia="宋体" w:cs="Times New Roman" w:hint="eastAsia"/>
+          <w:szCs w:val="21"/>
+        </w:rPr>
+        <w:t>物流工程与管理</w:t>
+      </w:r>
+      <w:r>
+        <w:rPr>
+          <w:rFonts w:hint="eastAsia"/>
+          <w:b/>
+          <w:bCs/>
           <w:szCs w:val="21"/>
         </w:rPr>
         <w:t xml:space="preserve"> </w:t>
@@ -173,220 +271,125 @@
     <w:p>
       <w:pPr>
         <w:rPr>
+          <w:rFonts w:eastAsia="宋体" w:cs="Times New Roman"/>
+          <w:b/>
+          <w:bCs/>
+          <w:szCs w:val="21"/>
+        </w:rPr>
+      </w:pPr>
+      <w:r>
+        <w:rPr>
+          <w:rFonts w:eastAsia="宋体" w:cs="Times New Roman"/>
+          <w:szCs w:val="21"/>
+        </w:rPr>
+        <w:sym w:font="Wingdings" w:char="F028"/>
+      </w:r>
+      <w:r>
+        <w:rPr>
+          <w:rFonts w:eastAsia="宋体" w:cs="Times New Roman"/>
+          <w:szCs w:val="21"/>
+        </w:rPr>
+        <w:t>：</w:t>
+      </w:r>
+      <w:proofErr w:type="gramStart"/>
+      <w:r>
+        <w:rPr>
+          <w:rFonts w:eastAsia="宋体" w:cs="Times New Roman"/>
+          <w:szCs w:val="21"/>
+        </w:rPr>
+        <w:t>(+86)</w:t>
+      </w:r>
+      <w:proofErr w:type="gramEnd"/>
+      <w:r>
+        <w:rPr>
+          <w:rFonts w:eastAsia="宋体" w:cs="Times New Roman"/>
+          <w:szCs w:val="21"/>
+        </w:rPr>
+        <w:t>1</w:t>
+      </w:r>
+      <w:r>
+        <w:rPr>
           <w:rFonts w:eastAsia="宋体" w:cs="Times New Roman" w:hint="eastAsia"/>
           <w:szCs w:val="21"/>
         </w:rPr>
-      </w:pPr>
+        <w:t>31</w:t>
+      </w:r>
+      <w:r>
+        <w:rPr>
+          <w:rFonts w:eastAsia="宋体" w:cs="Times New Roman"/>
+          <w:szCs w:val="21"/>
+        </w:rPr>
+        <w:t>-</w:t>
+      </w:r>
       <w:r>
         <w:rPr>
           <w:rFonts w:eastAsia="宋体" w:cs="Times New Roman" w:hint="eastAsia"/>
           <w:szCs w:val="21"/>
         </w:rPr>
-        <w:t>陕西西安</w:t>
+        <w:t>6193</w:t>
+      </w:r>
+      <w:r>
+        <w:rPr>
+          <w:rFonts w:eastAsia="宋体" w:cs="Times New Roman"/>
+          <w:szCs w:val="21"/>
+        </w:rPr>
+        <w:t>-</w:t>
       </w:r>
       <w:r>
         <w:rPr>
           <w:rFonts w:eastAsia="宋体" w:cs="Times New Roman" w:hint="eastAsia"/>
           <w:szCs w:val="21"/>
         </w:rPr>
-        <w:t xml:space="preserve"> </w:t>
+        <w:t>1611</w:t>
+      </w:r>
+      <w:r>
+        <w:rPr>
+          <w:rFonts w:eastAsia="宋体" w:cs="Times New Roman" w:hint="eastAsia"/>
+          <w:szCs w:val="21"/>
+        </w:rPr>
+        <w:t>（微信同号）</w:t>
+      </w:r>
+      <w:r>
+        <w:rPr>
+          <w:rFonts w:eastAsia="宋体" w:cs="Times New Roman" w:hint="eastAsia"/>
+          <w:szCs w:val="21"/>
+        </w:rPr>
+        <w:t xml:space="preserve">  </w:t>
       </w:r>
       <w:r>
         <w:rPr>
           <w:rFonts w:eastAsia="宋体" w:cs="Times New Roman"/>
           <w:szCs w:val="21"/>
         </w:rPr>
-        <w:t>|</w:t>
+        <w:sym w:font="Wingdings" w:char="F02A"/>
+      </w:r>
+      <w:r>
+        <w:rPr>
+          <w:rFonts w:eastAsia="宋体" w:cs="Times New Roman"/>
+          <w:szCs w:val="21"/>
+        </w:rPr>
+        <w:t>：</w:t>
       </w:r>
       <w:r>
         <w:rPr>
           <w:rFonts w:eastAsia="宋体" w:cs="Times New Roman" w:hint="eastAsia"/>
           <w:szCs w:val="21"/>
         </w:rPr>
-        <w:t xml:space="preserve"> 2</w:t>
+        <w:t>18810500132@163</w:t>
       </w:r>
       <w:r>
         <w:rPr>
           <w:rFonts w:eastAsia="宋体" w:cs="Times New Roman"/>
           <w:szCs w:val="21"/>
         </w:rPr>
-        <w:t>02</w:t>
-      </w:r>
-      <w:r>
-        <w:rPr>
-          <w:rFonts w:eastAsia="宋体" w:cs="Times New Roman" w:hint="eastAsia"/>
-          <w:szCs w:val="21"/>
-        </w:rPr>
-        <w:t>6</w:t>
-      </w:r>
-      <w:r>
-        <w:rPr>
-          <w:rFonts w:eastAsia="宋体" w:cs="Times New Roman" w:hint="eastAsia"/>
-          <w:szCs w:val="21"/>
-        </w:rPr>
-        <w:t>届硕士毕业生</w:t>
-      </w:r>
-      <w:r>
-        <w:rPr>
-          <w:rFonts w:eastAsia="宋体" w:cs="Times New Roman" w:hint="eastAsia"/>
-          <w:szCs w:val="21"/>
-        </w:rPr>
-        <w:t xml:space="preserve"> </w:t>
-      </w:r>
-      <w:r>
-        <w:rPr>
-          <w:rFonts w:eastAsia="宋体" w:cs="Times New Roman" w:hint="eastAsia"/>
-          <w:szCs w:val="21"/>
-        </w:rPr>
-        <w:t>|</w:t>
-      </w:r>
-      <w:r>
-        <w:rPr>
-          <w:rFonts w:eastAsia="宋体" w:cs="Times New Roman" w:hint="eastAsia"/>
-          <w:szCs w:val="21"/>
-        </w:rPr>
-        <w:t xml:space="preserve"> </w:t>
-      </w:r>
-      <w:r>
-        <w:rPr>
-          <w:rFonts w:eastAsia="宋体" w:cs="Times New Roman" w:hint="eastAsia"/>
-          <w:szCs w:val="21"/>
-        </w:rPr>
-        <w:t>物流工程与管理</w:t>
-      </w:r>
-      <w:r>
-        <w:rPr>
-          <w:rFonts w:hint="eastAsia"/>
-          <w:b/>
-          <w:bCs/>
-          <w:szCs w:val="21"/>
-        </w:rPr>
-        <w:t xml:space="preserve"> </w:t>
+        <w:t>.com</w:t>
       </w:r>
     </w:p>
     <w:p>
       <w:pPr>
-        <w:rPr>
-          <w:rFonts w:eastAsia="宋体" w:cs="Times New Roman"/>
-          <w:b/>
-          <w:bCs/>
-          <w:szCs w:val="21"/>
-        </w:rPr>
-      </w:pPr>
-      <w:r>
-        <w:rPr>
-          <w:rFonts w:eastAsia="宋体" w:cs="Times New Roman"/>
-          <w:szCs w:val="21"/>
-        </w:rPr>
-        <w:sym w:font="Wingdings" w:char="F028"/>
-      </w:r>
-      <w:r>
-        <w:rPr>
-          <w:rFonts w:eastAsia="宋体" w:cs="Times New Roman"/>
-          <w:szCs w:val="21"/>
-        </w:rPr>
-        <w:t>：</w:t>
-      </w:r>
-      <w:proofErr w:type="gramStart"/>
-      <w:r>
-        <w:rPr>
-          <w:rFonts w:eastAsia="宋体" w:cs="Times New Roman"/>
-          <w:szCs w:val="21"/>
-        </w:rPr>
-        <w:t>(+86)</w:t>
-      </w:r>
-      <w:proofErr w:type="gramEnd"/>
-      <w:r>
-        <w:rPr>
-          <w:rFonts w:eastAsia="宋体" w:cs="Times New Roman"/>
-          <w:szCs w:val="21"/>
-        </w:rPr>
-        <w:t>1</w:t>
-      </w:r>
-      <w:r>
-        <w:rPr>
-          <w:rFonts w:eastAsia="宋体" w:cs="Times New Roman" w:hint="eastAsia"/>
-          <w:szCs w:val="21"/>
-        </w:rPr>
-        <w:t>31</w:t>
-      </w:r>
-      <w:r>
-        <w:rPr>
-          <w:rFonts w:eastAsia="宋体" w:cs="Times New Roman"/>
-          <w:szCs w:val="21"/>
-        </w:rPr>
-        <w:t>-</w:t>
-      </w:r>
-      <w:r>
-        <w:rPr>
-          <w:rFonts w:eastAsia="宋体" w:cs="Times New Roman" w:hint="eastAsia"/>
-          <w:szCs w:val="21"/>
-        </w:rPr>
-        <w:t>6193</w:t>
-      </w:r>
-      <w:r>
-        <w:rPr>
-          <w:rFonts w:eastAsia="宋体" w:cs="Times New Roman"/>
-          <w:szCs w:val="21"/>
-        </w:rPr>
-        <w:t>-</w:t>
-      </w:r>
-      <w:r>
-        <w:rPr>
-          <w:rFonts w:eastAsia="宋体" w:cs="Times New Roman" w:hint="eastAsia"/>
-          <w:szCs w:val="21"/>
-        </w:rPr>
-        <w:t>1611</w:t>
-      </w:r>
-      <w:r>
-        <w:rPr>
-          <w:rFonts w:eastAsia="宋体" w:cs="Times New Roman" w:hint="eastAsia"/>
-          <w:szCs w:val="21"/>
-        </w:rPr>
-        <w:t>（微信同号）</w:t>
-      </w:r>
-      <w:r>
-        <w:rPr>
-          <w:rFonts w:eastAsia="宋体" w:cs="Times New Roman" w:hint="eastAsia"/>
-          <w:szCs w:val="21"/>
-        </w:rPr>
-        <w:t xml:space="preserve">  </w:t>
-      </w:r>
-      <w:r>
-        <w:rPr>
-          <w:rFonts w:eastAsia="宋体" w:cs="Times New Roman"/>
-          <w:szCs w:val="21"/>
-        </w:rPr>
-        <w:sym w:font="Wingdings" w:char="F02A"/>
-      </w:r>
-      <w:r>
-        <w:rPr>
-          <w:rFonts w:eastAsia="宋体" w:cs="Times New Roman"/>
-          <w:szCs w:val="21"/>
-        </w:rPr>
-        <w:t>：</w:t>
-      </w:r>
-      <w:r>
-        <w:rPr>
-          <w:rFonts w:eastAsia="宋体" w:cs="Times New Roman" w:hint="eastAsia"/>
-          <w:szCs w:val="21"/>
-        </w:rPr>
-        <w:t>18810500132@163</w:t>
-      </w:r>
-      <w:r>
-        <w:rPr>
-          <w:rFonts w:eastAsia="宋体" w:cs="Times New Roman"/>
-          <w:szCs w:val="21"/>
-        </w:rPr>
-        <w:t>.com</w:t>
-      </w:r>
-    </w:p>
-    <w:p>
-      <w:pPr>
         <w:pStyle w:val="a6"/>
         <w:ind w:left="420" w:firstLineChars="0" w:firstLine="0"/>
         <w:rPr>
-          <w:rFonts w:hint="eastAsia"/>
           <w:b/>
           <w:w w:val="90"/>
           <w:sz w:val="24"/>
@@ -467,7 +470,7 @@
                                           </pic:cNvPicPr>
                                         </pic:nvPicPr>
                                         <pic:blipFill>
-                                          <a:blip r:embed="rId9">
+                                          <a:blip r:embed="rId10">
                                             <a:extLst>
                                               <a:ext uri="{28A0092B-C50C-407E-A947-70E740481C1C}">
                                                 <a14:useLocalDpi xmlns:a14="http://schemas.microsoft.com/office/drawing/2010/main" val="0"/>
@@ -548,7 +551,7 @@
                                     </pic:cNvPicPr>
                                   </pic:nvPicPr>
                                   <pic:blipFill>
-                                    <a:blip r:embed="rId9">
+                                    <a:blip r:embed="rId10">
                                       <a:extLst>
                                         <a:ext uri="{28A0092B-C50C-407E-A947-70E740481C1C}">
                                           <a14:useLocalDpi xmlns:a14="http://schemas.microsoft.com/office/drawing/2010/main" val="0"/>
@@ -739,7 +742,7 @@
           </mc:Choice>
           <mc:Fallback>
             <w:pict>
-              <v:line w14:anchorId="5464E361" id="直接连接符 827355657" o:spid="_x0000_s1026" style="position:absolute;z-index:251706880;visibility:visible;mso-wrap-style:square;mso-width-percent:0;mso-wrap-distance-left:9pt;mso-wrap-distance-top:0;mso-wrap-distance-right:9pt;mso-wrap-distance-bottom:0;mso-position-horizontal:center;mso-position-horizontal-relative:margin;mso-position-vertical:absolute;mso-position-vertical-relative:text;mso-width-percent:0;mso-width-relative:margin" from="0,.65pt" to="521.8pt,.65pt" o:gfxdata="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" strokecolor="black [3213]" strokeweight="1.5pt">
+              <v:line w14:anchorId="09FE5EA8" id="直接连接符 827355657" o:spid="_x0000_s1026" style="position:absolute;z-index:251706880;visibility:visible;mso-wrap-style:square;mso-width-percent:0;mso-wrap-distance-left:9pt;mso-wrap-distance-top:0;mso-wrap-distance-right:9pt;mso-wrap-distance-bottom:0;mso-position-horizontal:center;mso-position-horizontal-relative:margin;mso-position-vertical:absolute;mso-position-vertical-relative:text;mso-width-percent:0;mso-width-relative:margin" from="0,.65pt" to="521.8pt,.65pt" o:gfxdata="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" strokecolor="black [3213]" strokeweight="1.5pt">
                 <w10:wrap anchorx="margin"/>
               </v:line>
             </w:pict>
@@ -972,6 +975,25 @@
         <w:rPr>
           <w:szCs w:val="21"/>
         </w:rPr>
+        <w:t xml:space="preserve">AI </w:t>
+      </w:r>
+      <w:r>
+        <w:rPr>
+          <w:rFonts w:hint="eastAsia"/>
+          <w:szCs w:val="21"/>
+        </w:rPr>
+        <w:t>多轮对话交互设计·</w:t>
+      </w:r>
+      <w:r>
+        <w:rPr>
+          <w:szCs w:val="21"/>
+        </w:rPr>
+        <w:t xml:space="preserve"> </w:t>
+      </w:r>
+      <w:r>
+        <w:rPr>
+          <w:szCs w:val="21"/>
+        </w:rPr>
         <w:t xml:space="preserve">PRD </w:t>
       </w:r>
       <w:r>
@@ -1053,26 +1075,6 @@
           <w:szCs w:val="21"/>
         </w:rPr>
         <w:t xml:space="preserve"> </w:t>
-      </w:r>
-      <w:r>
-        <w:rPr>
-          <w:rFonts w:hint="eastAsia"/>
-          <w:szCs w:val="21"/>
-        </w:rPr>
-        <w:t>·</w:t>
-      </w:r>
-      <w:r>
-        <w:rPr>
-          <w:szCs w:val="21"/>
-        </w:rPr>
-        <w:t xml:space="preserve"> AI </w:t>
-      </w:r>
-      <w:r>
-        <w:rPr>
-          <w:rFonts w:hint="eastAsia"/>
-          <w:szCs w:val="21"/>
-        </w:rPr>
-        <w:t>多轮对话交互设计</w:t>
       </w:r>
     </w:p>
     <w:p>
@@ -1179,7 +1181,7 @@
         <mc:AlternateContent>
           <mc:Choice Requires="wps">
             <w:drawing>
-              <wp:anchor distT="45720" distB="45720" distL="114300" distR="114300" simplePos="0" relativeHeight="251673088" behindDoc="1" locked="0" layoutInCell="1" allowOverlap="1" wp14:anchorId="15BC7F13" wp14:editId="78217535">
+              <wp:anchor distT="45720" distB="45720" distL="114300" distR="114300" simplePos="0" relativeHeight="251699712" behindDoc="1" locked="0" layoutInCell="1" allowOverlap="1" wp14:anchorId="15BC7F13" wp14:editId="78217535">
                 <wp:simplePos x="0" y="0"/>
                 <wp:positionH relativeFrom="column">
                   <wp:posOffset>31784</wp:posOffset>
@@ -1243,7 +1245,7 @@
                                           </pic:cNvPicPr>
                                         </pic:nvPicPr>
                                         <pic:blipFill>
-                                          <a:blip r:embed="rId9">
+                                          <a:blip r:embed="rId10">
                                             <a:extLst>
                                               <a:ext uri="{28A0092B-C50C-407E-A947-70E740481C1C}">
                                                 <a14:useLocalDpi xmlns:a14="http://schemas.microsoft.com/office/drawing/2010/main" val="0"/>
@@ -1294,7 +1296,7 @@
           </mc:Choice>
           <mc:Fallback>
             <w:pict>
-              <v:shape w14:anchorId="15BC7F13" id="_x0000_s1028" type="#_x0000_t202" style="position:absolute;left:0;text-align:left;margin-left:2.5pt;margin-top:.7pt;width:113.6pt;height:16.55pt;z-index:-251643392;visibility:visible;mso-wrap-style:square;mso-width-percent:0;mso-height-percent:0;mso-wrap-distance-left:9pt;mso-wrap-distance-top:3.6pt;mso-wrap-distance-right:9pt;mso-wrap-distance-bottom:3.6pt;mso-position-horizontal:absolute;mso-position-horizontal-relative:text;mso-position-vertical:absolute;mso-position-vertical-relative:text;mso-width-percent:0;mso-height-percent:0;mso-width-relative:margin;mso-height-relative:margin;v-text-anchor:top" o:gfxdata="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" fillcolor="#eee" stroked="f">
+              <v:shape w14:anchorId="15BC7F13" id="_x0000_s1028" type="#_x0000_t202" style="position:absolute;left:0;text-align:left;margin-left:2.5pt;margin-top:.7pt;width:113.6pt;height:16.55pt;z-index:-251616768;visibility:visible;mso-wrap-style:square;mso-width-percent:0;mso-height-percent:0;mso-wrap-distance-left:9pt;mso-wrap-distance-top:3.6pt;mso-wrap-distance-right:9pt;mso-wrap-distance-bottom:3.6pt;mso-position-horizontal:absolute;mso-position-horizontal-relative:text;mso-position-vertical:absolute;mso-position-vertical-relative:text;mso-width-percent:0;mso-height-percent:0;mso-width-relative:margin;mso-height-relative:margin;v-text-anchor:top" o:gfxdata="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" fillcolor="#eee" stroked="f">
                 <v:textbox>
                   <w:txbxContent>
                     <w:p>
@@ -1320,7 +1322,7 @@
                                     </pic:cNvPicPr>
                                   </pic:nvPicPr>
                                   <pic:blipFill>
-                                    <a:blip r:embed="rId9">
+                                    <a:blip r:embed="rId10">
                                       <a:extLst>
                                         <a:ext uri="{28A0092B-C50C-407E-A947-70E740481C1C}">
                                           <a14:useLocalDpi xmlns:a14="http://schemas.microsoft.com/office/drawing/2010/main" val="0"/>
@@ -1369,7 +1371,7 @@
         <mc:AlternateContent>
           <mc:Choice Requires="wps">
             <w:drawing>
-              <wp:anchor distT="45720" distB="45720" distL="114300" distR="114300" simplePos="0" relativeHeight="251656704" behindDoc="0" locked="0" layoutInCell="1" allowOverlap="1" wp14:anchorId="793F0FA1" wp14:editId="371DCDF3">
+              <wp:anchor distT="45720" distB="45720" distL="114300" distR="114300" simplePos="0" relativeHeight="251694592" behindDoc="0" locked="0" layoutInCell="1" allowOverlap="1" wp14:anchorId="793F0FA1" wp14:editId="371DCDF3">
                 <wp:simplePos x="0" y="0"/>
                 <wp:positionH relativeFrom="margin">
                   <wp:posOffset>14670</wp:posOffset>
@@ -1432,7 +1434,7 @@
           </mc:Choice>
           <mc:Fallback>
             <w:pict>
-              <v:shape w14:anchorId="793F0FA1" id="_x0000_s1029" type="#_x0000_t202" style="position:absolute;left:0;text-align:left;margin-left:1.15pt;margin-top:1.75pt;width:3.6pt;height:11.95pt;z-index:251656704;visibility:visible;mso-wrap-style:square;mso-width-percent:0;mso-height-percent:0;mso-wrap-distance-left:9pt;mso-wrap-distance-top:3.6pt;mso-wrap-distance-right:9pt;mso-wrap-distance-bottom:3.6pt;mso-position-horizontal:absolute;mso-position-horizontal-relative:margin;mso-position-vertical:absolute;mso-position-vertical-relative:text;mso-width-percent:0;mso-height-percent:0;mso-width-relative:margin;mso-height-relative:margin;v-text-anchor:top" o:gfxdata="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" fillcolor="black [3213]">
+              <v:shape w14:anchorId="793F0FA1" id="_x0000_s1029" type="#_x0000_t202" style="position:absolute;left:0;text-align:left;margin-left:1.15pt;margin-top:1.75pt;width:3.6pt;height:11.95pt;z-index:251694592;visibility:visible;mso-wrap-style:square;mso-width-percent:0;mso-height-percent:0;mso-wrap-distance-left:9pt;mso-wrap-distance-top:3.6pt;mso-wrap-distance-right:9pt;mso-wrap-distance-bottom:3.6pt;mso-position-horizontal:absolute;mso-position-horizontal-relative:margin;mso-position-vertical:absolute;mso-position-vertical-relative:text;mso-width-percent:0;mso-height-percent:0;mso-width-relative:margin;mso-height-relative:margin;v-text-anchor:top" o:gfxdata="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" fillcolor="black [3213]">
                 <v:textbox>
                   <w:txbxContent>
                     <w:p/>
@@ -1454,7 +1456,7 @@
         <mc:AlternateContent>
           <mc:Choice Requires="wps">
             <w:drawing>
-              <wp:anchor distT="0" distB="0" distL="114300" distR="114300" simplePos="0" relativeHeight="251648512" behindDoc="0" locked="0" layoutInCell="1" allowOverlap="1" wp14:anchorId="6B478710" wp14:editId="17DB8129">
+              <wp:anchor distT="0" distB="0" distL="114300" distR="114300" simplePos="0" relativeHeight="251693568" behindDoc="0" locked="0" layoutInCell="1" allowOverlap="1" wp14:anchorId="6B478710" wp14:editId="17DB8129">
                 <wp:simplePos x="0" y="0"/>
                 <wp:positionH relativeFrom="margin">
                   <wp:align>center</wp:align>
@@ -1511,7 +1513,7 @@
           </mc:Choice>
           <mc:Fallback>
             <w:pict>
-              <v:line w14:anchorId="3312B415" id="直接连接符 15" o:spid="_x0000_s1026" style="position:absolute;z-index:251648512;visibility:visible;mso-wrap-style:square;mso-width-percent:0;mso-wrap-distance-left:9pt;mso-wrap-distance-top:0;mso-wrap-distance-right:9pt;mso-wrap-distance-bottom:0;mso-position-horizontal:center;mso-position-horizontal-relative:margin;mso-position-vertical:absolute;mso-position-vertical-relative:text;mso-width-percent:0;mso-width-relative:margin" from="0,.65pt" to="521.8pt,.65pt" o:gfxdata="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" strokecolor="black [3213]" strokeweight="1.5pt">
+              <v:line w14:anchorId="23605D63" id="直接连接符 15" o:spid="_x0000_s1026" style="position:absolute;z-index:251693568;visibility:visible;mso-wrap-style:square;mso-width-percent:0;mso-wrap-distance-left:9pt;mso-wrap-distance-top:0;mso-wrap-distance-right:9pt;mso-wrap-distance-bottom:0;mso-position-horizontal:center;mso-position-horizontal-relative:margin;mso-position-vertical:absolute;mso-position-vertical-relative:text;mso-width-percent:0;mso-width-relative:margin" from="0,.65pt" to="521.8pt,.65pt" o:gfxdata="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" strokecolor="black [3213]" strokeweight="1.5pt">
                 <w10:wrap anchorx="margin"/>
               </v:line>
             </w:pict>
@@ -2412,17 +2414,16 @@
         <w:pStyle w:val="a6"/>
         <w:ind w:left="420" w:firstLineChars="0" w:firstLine="0"/>
         <w:rPr>
-          <w:rFonts w:hint="eastAsia"/>
           <w:b/>
           <w:w w:val="90"/>
           <w:sz w:val="24"/>
         </w:rPr>
       </w:pPr>
-      <w:bookmarkStart w:id="2" w:name="OLE_LINK5"/>
-      <w:bookmarkStart w:id="3" w:name="OLE_LINK4"/>
-      <w:bookmarkStart w:id="4" w:name="OLE_LINK22"/>
-      <w:bookmarkStart w:id="5" w:name="OLE_LINK24"/>
-      <w:bookmarkStart w:id="6" w:name="OLE_LINK2"/>
+      <w:bookmarkStart w:id="2" w:name="OLE_LINK22"/>
+      <w:bookmarkStart w:id="3" w:name="OLE_LINK24"/>
+      <w:bookmarkStart w:id="4" w:name="OLE_LINK2"/>
+      <w:bookmarkStart w:id="5" w:name="OLE_LINK4"/>
+      <w:bookmarkStart w:id="6" w:name="OLE_LINK5"/>
       <w:r>
         <w:rPr>
           <w:b/>
@@ -2434,7 +2435,7 @@
         <mc:AlternateContent>
           <mc:Choice Requires="wps">
             <w:drawing>
-              <wp:anchor distT="45720" distB="45720" distL="114300" distR="114300" simplePos="0" relativeHeight="251691520" behindDoc="1" locked="0" layoutInCell="1" allowOverlap="1" wp14:anchorId="4A344B48" wp14:editId="5338DE46">
+              <wp:anchor distT="45720" distB="45720" distL="114300" distR="114300" simplePos="0" relativeHeight="251713024" behindDoc="1" locked="0" layoutInCell="1" allowOverlap="1" wp14:anchorId="4A344B48" wp14:editId="5338DE46">
                 <wp:simplePos x="0" y="0"/>
                 <wp:positionH relativeFrom="column">
                   <wp:posOffset>31784</wp:posOffset>
@@ -2498,7 +2499,7 @@
                                           </pic:cNvPicPr>
                                         </pic:nvPicPr>
                                         <pic:blipFill>
-                                          <a:blip r:embed="rId9">
+                                          <a:blip r:embed="rId10">
                                             <a:extLst>
                                               <a:ext uri="{28A0092B-C50C-407E-A947-70E740481C1C}">
                                                 <a14:useLocalDpi xmlns:a14="http://schemas.microsoft.com/office/drawing/2010/main" val="0"/>
@@ -2549,7 +2550,7 @@
           </mc:Choice>
           <mc:Fallback>
             <w:pict>
-              <v:shape w14:anchorId="4A344B48" id="_x0000_s1030" type="#_x0000_t202" style="position:absolute;left:0;text-align:left;margin-left:2.5pt;margin-top:.7pt;width:113.6pt;height:16.55pt;z-index:-251624960;visibility:visible;mso-wrap-style:square;mso-width-percent:0;mso-height-percent:0;mso-wrap-distance-left:9pt;mso-wrap-distance-top:3.6pt;mso-wrap-distance-right:9pt;mso-wrap-distance-bottom:3.6pt;mso-position-horizontal:absolute;mso-position-horizontal-relative:text;mso-position-vertical:absolute;mso-position-vertical-relative:text;mso-width-percent:0;mso-height-percent:0;mso-width-relative:margin;mso-height-relative:margin;v-text-anchor:top" o:gfxdata="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" fillcolor="#eee" stroked="f">
+              <v:shape w14:anchorId="4A344B48" id="_x0000_s1030" type="#_x0000_t202" style="position:absolute;left:0;text-align:left;margin-left:2.5pt;margin-top:.7pt;width:113.6pt;height:16.55pt;z-index:-251603456;visibility:visible;mso-wrap-style:square;mso-width-percent:0;mso-height-percent:0;mso-wrap-distance-left:9pt;mso-wrap-distance-top:3.6pt;mso-wrap-distance-right:9pt;mso-wrap-distance-bottom:3.6pt;mso-position-horizontal:absolute;mso-position-horizontal-relative:text;mso-position-vertical:absolute;mso-position-vertical-relative:text;mso-width-percent:0;mso-height-percent:0;mso-width-relative:margin;mso-height-relative:margin;v-text-anchor:top" o:gfxdata="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" fillcolor="#eee" stroked="f">
                 <v:textbox>
                   <w:txbxContent>
                     <w:p>
@@ -2575,7 +2576,7 @@
                                     </pic:cNvPicPr>
                                   </pic:nvPicPr>
                                   <pic:blipFill>
-                                    <a:blip r:embed="rId9">
+                                    <a:blip r:embed="rId10">
                                       <a:extLst>
                                         <a:ext uri="{28A0092B-C50C-407E-A947-70E740481C1C}">
                                           <a14:useLocalDpi xmlns:a14="http://schemas.microsoft.com/office/drawing/2010/main" val="0"/>
@@ -2624,7 +2625,7 @@
         <mc:AlternateContent>
           <mc:Choice Requires="wps">
             <w:drawing>
-              <wp:anchor distT="45720" distB="45720" distL="114300" distR="114300" simplePos="0" relativeHeight="251690496" behindDoc="0" locked="0" layoutInCell="1" allowOverlap="1" wp14:anchorId="47B40A75" wp14:editId="6101FAFA">
+              <wp:anchor distT="45720" distB="45720" distL="114300" distR="114300" simplePos="0" relativeHeight="251712000" behindDoc="0" locked="0" layoutInCell="1" allowOverlap="1" wp14:anchorId="47B40A75" wp14:editId="6101FAFA">
                 <wp:simplePos x="0" y="0"/>
                 <wp:positionH relativeFrom="margin">
                   <wp:posOffset>14670</wp:posOffset>
@@ -2687,7 +2688,7 @@
           </mc:Choice>
           <mc:Fallback>
             <w:pict>
-              <v:shape w14:anchorId="47B40A75" id="_x0000_s1031" type="#_x0000_t202" style="position:absolute;left:0;text-align:left;margin-left:1.15pt;margin-top:1.75pt;width:3.6pt;height:11.95pt;z-index:251690496;visibility:visible;mso-wrap-style:square;mso-width-percent:0;mso-height-percent:0;mso-wrap-distance-left:9pt;mso-wrap-distance-top:3.6pt;mso-wrap-distance-right:9pt;mso-wrap-distance-bottom:3.6pt;mso-position-horizontal:absolute;mso-position-horizontal-relative:margin;mso-position-vertical:absolute;mso-position-vertical-relative:text;mso-width-percent:0;mso-height-percent:0;mso-width-relative:margin;mso-height-relative:margin;v-text-anchor:top" o:gfxdata="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" fillcolor="black [3213]">
+              <v:shape w14:anchorId="47B40A75" id="_x0000_s1031" type="#_x0000_t202" style="position:absolute;left:0;text-align:left;margin-left:1.15pt;margin-top:1.75pt;width:3.6pt;height:11.95pt;z-index:251712000;visibility:visible;mso-wrap-style:square;mso-width-percent:0;mso-height-percent:0;mso-wrap-distance-left:9pt;mso-wrap-distance-top:3.6pt;mso-wrap-distance-right:9pt;mso-wrap-distance-bottom:3.6pt;mso-position-horizontal:absolute;mso-position-horizontal-relative:margin;mso-position-vertical:absolute;mso-position-vertical-relative:text;mso-width-percent:0;mso-height-percent:0;mso-width-relative:margin;mso-height-relative:margin;v-text-anchor:top" o:gfxdata="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" fillcolor="black [3213]">
                 <v:textbox>
                   <w:txbxContent>
                     <w:p/>
@@ -2709,7 +2710,7 @@
         <mc:AlternateContent>
           <mc:Choice Requires="wps">
             <w:drawing>
-              <wp:anchor distT="0" distB="0" distL="114300" distR="114300" simplePos="0" relativeHeight="251689472" behindDoc="0" locked="0" layoutInCell="1" allowOverlap="1" wp14:anchorId="240625CF" wp14:editId="1AE539A3">
+              <wp:anchor distT="0" distB="0" distL="114300" distR="114300" simplePos="0" relativeHeight="251710976" behindDoc="0" locked="0" layoutInCell="1" allowOverlap="1" wp14:anchorId="240625CF" wp14:editId="1AE539A3">
                 <wp:simplePos x="0" y="0"/>
                 <wp:positionH relativeFrom="margin">
                   <wp:align>center</wp:align>
@@ -2766,7 +2767,7 @@
           </mc:Choice>
           <mc:Fallback>
             <w:pict>
-              <v:line w14:anchorId="378C87F7" id="直接连接符 1382507036" o:spid="_x0000_s1026" style="position:absolute;z-index:251689472;visibility:visible;mso-wrap-style:square;mso-width-percent:0;mso-wrap-distance-left:9pt;mso-wrap-distance-top:0;mso-wrap-distance-right:9pt;mso-wrap-distance-bottom:0;mso-position-horizontal:center;mso-position-horizontal-relative:margin;mso-position-vertical:absolute;mso-position-vertical-relative:text;mso-width-percent:0;mso-width-relative:margin" from="0,.65pt" to="521.8pt,.65pt" o:gfxdata="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" strokecolor="black [3213]" strokeweight="1.5pt">
+              <v:line w14:anchorId="0AD975ED" id="直接连接符 1382507036" o:spid="_x0000_s1026" style="position:absolute;z-index:251710976;visibility:visible;mso-wrap-style:square;mso-width-percent:0;mso-wrap-distance-left:9pt;mso-wrap-distance-top:0;mso-wrap-distance-right:9pt;mso-wrap-distance-bottom:0;mso-position-horizontal:center;mso-position-horizontal-relative:margin;mso-position-vertical:absolute;mso-position-vertical-relative:text;mso-width-percent:0;mso-width-relative:margin" from="0,.65pt" to="521.8pt,.65pt" o:gfxdata="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" strokecolor="black [3213]" strokeweight="1.5pt">
                 <w10:wrap anchorx="margin"/>
               </v:line>
             </w:pict>
@@ -2878,7 +2879,7 @@
         </w:rPr>
         <w:t>工业互联网重大研究计划</w:t>
       </w:r>
-      <w:bookmarkEnd w:id="4"/>
+      <w:bookmarkEnd w:id="2"/>
       <w:r>
         <w:rPr>
           <w:rFonts w:hint="eastAsia"/>
@@ -2904,7 +2905,7 @@
         </w:rPr>
         <w:t xml:space="preserve"> </w:t>
       </w:r>
-      <w:bookmarkEnd w:id="5"/>
+      <w:bookmarkEnd w:id="3"/>
       <w:r>
         <w:rPr>
           <w:rFonts w:hint="eastAsia"/>
@@ -3088,7 +3089,7 @@
         <w:t>自建21条人工标注评测集与独立参考实现，端到端问答与 Recall@3 准确率均达 100%、意图路由 90.5%，指标计算零幻觉、全链路可溯源。</w:t>
       </w:r>
     </w:p>
-    <w:bookmarkEnd w:id="6"/>
+    <w:bookmarkEnd w:id="4"/>
     <w:bookmarkEnd w:id="7"/>
     <w:bookmarkEnd w:id="8"/>
     <w:p>
@@ -3096,7 +3097,6 @@
         <w:pStyle w:val="a6"/>
         <w:ind w:left="420" w:firstLineChars="0" w:firstLine="0"/>
         <w:rPr>
-          <w:rFonts w:hint="eastAsia"/>
           <w:b/>
           <w:w w:val="90"/>
           <w:sz w:val="24"/>
@@ -3177,7 +3177,7 @@
                                           </pic:cNvPicPr>
                                         </pic:nvPicPr>
                                         <pic:blipFill>
-                                          <a:blip r:embed="rId9">
+                                          <a:blip r:embed="rId10">
                                             <a:extLst>
                                               <a:ext uri="{28A0092B-C50C-407E-A947-70E740481C1C}">
                                                 <a14:useLocalDpi xmlns:a14="http://schemas.microsoft.com/office/drawing/2010/main" val="0"/>
@@ -3254,7 +3254,7 @@
                                     </pic:cNvPicPr>
                                   </pic:nvPicPr>
                                   <pic:blipFill>
-                                    <a:blip r:embed="rId9">
+                                    <a:blip r:embed="rId10">
                                       <a:extLst>
                                         <a:ext uri="{28A0092B-C50C-407E-A947-70E740481C1C}">
                                           <a14:useLocalDpi xmlns:a14="http://schemas.microsoft.com/office/drawing/2010/main" val="0"/>
@@ -3445,7 +3445,7 @@
           </mc:Choice>
           <mc:Fallback>
             <w:pict>
-              <v:line w14:anchorId="1DDD69DF" id="直接连接符 152453824" o:spid="_x0000_s1026" style="position:absolute;z-index:251715072;visibility:visible;mso-wrap-style:square;mso-width-percent:0;mso-wrap-distance-left:9pt;mso-wrap-distance-top:0;mso-wrap-distance-right:9pt;mso-wrap-distance-bottom:0;mso-position-horizontal:center;mso-position-horizontal-relative:margin;mso-position-vertical:absolute;mso-position-vertical-relative:text;mso-width-percent:0;mso-width-relative:margin" from="0,.65pt" to="521.8pt,.65pt" o:gfxdata="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" strokecolor="black [3213]" strokeweight="1.5pt">
+              <v:line w14:anchorId="6D84D196" id="直接连接符 152453824" o:spid="_x0000_s1026" style="position:absolute;z-index:251715072;visibility:visible;mso-wrap-style:square;mso-width-percent:0;mso-wrap-distance-left:9pt;mso-wrap-distance-top:0;mso-wrap-distance-right:9pt;mso-wrap-distance-bottom:0;mso-position-horizontal:center;mso-position-horizontal-relative:margin;mso-position-vertical:absolute;mso-position-vertical-relative:text;mso-width-percent:0;mso-width-relative:margin" from="0,.65pt" to="521.8pt,.65pt" o:gfxdata="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" strokecolor="black [3213]" strokeweight="1.5pt">
                 <w10:wrap anchorx="margin"/>
               </v:line>
             </w:pict>
@@ -3642,6 +3642,9 @@
         </w:numPr>
         <w:spacing w:before="0" w:beforeAutospacing="0" w:after="40" w:afterAutospacing="0"/>
         <w:jc w:val="both"/>
+        <w:rPr>
+          <w:rFonts w:hint="eastAsia"/>
+        </w:rPr>
       </w:pPr>
       <w:r>
         <w:rPr>
@@ -3661,7 +3664,7 @@
           <w:sz w:val="21"/>
           <w:szCs w:val="21"/>
         </w:rPr>
-        <w:t>三份PRD 与交互原型</w:t>
+        <w:t>三份已定稿 PRD 与交互原型</w:t>
       </w:r>
       <w:r>
         <w:rPr>
@@ -3681,7 +3684,7 @@
           <w:numId w:val="27"/>
         </w:numPr>
         <w:rPr>
-          <w:rFonts w:ascii="宋体" w:eastAsia="宋体" w:hAnsi="宋体"/>
+          <w:rFonts w:ascii="宋体" w:eastAsia="宋体" w:hAnsi="宋体" w:hint="eastAsia"/>
           <w:color w:val="000000"/>
           <w:sz w:val="21"/>
           <w:szCs w:val="21"/>
@@ -3738,7 +3741,7 @@
         <w:spacing w:before="0" w:beforeAutospacing="0" w:after="40" w:afterAutospacing="0"/>
         <w:jc w:val="both"/>
         <w:rPr>
-          <w:rFonts w:ascii="宋体" w:eastAsia="宋体" w:hAnsi="宋体"/>
+          <w:rFonts w:ascii="宋体" w:eastAsia="宋体" w:hAnsi="宋体" w:hint="eastAsia"/>
           <w:color w:val="000000"/>
           <w:sz w:val="21"/>
           <w:szCs w:val="21"/>
@@ -4287,13 +4290,12 @@
         <w:t>场焦点小组</w:t>
       </w:r>
     </w:p>
-    <w:bookmarkEnd w:id="3"/>
+    <w:bookmarkEnd w:id="5"/>
     <w:p>
       <w:pPr>
         <w:pStyle w:val="a6"/>
         <w:ind w:left="420" w:firstLineChars="0" w:firstLine="0"/>
         <w:rPr>
-          <w:rFonts w:hint="eastAsia"/>
           <w:b/>
           <w:w w:val="90"/>
           <w:sz w:val="24"/>
@@ -4374,7 +4376,7 @@
                                           </pic:cNvPicPr>
                                         </pic:nvPicPr>
                                         <pic:blipFill>
-                                          <a:blip r:embed="rId9">
+                                          <a:blip r:embed="rId10">
                                             <a:extLst>
                                               <a:ext uri="{28A0092B-C50C-407E-A947-70E740481C1C}">
                                                 <a14:useLocalDpi xmlns:a14="http://schemas.microsoft.com/office/drawing/2010/main" val="0"/>
@@ -4451,7 +4453,7 @@
                                     </pic:cNvPicPr>
                                   </pic:nvPicPr>
                                   <pic:blipFill>
-                                    <a:blip r:embed="rId9">
+                                    <a:blip r:embed="rId10">
                                       <a:extLst>
                                         <a:ext uri="{28A0092B-C50C-407E-A947-70E740481C1C}">
                                           <a14:useLocalDpi xmlns:a14="http://schemas.microsoft.com/office/drawing/2010/main" val="0"/>
@@ -4642,7 +4644,7 @@
           </mc:Choice>
           <mc:Fallback>
             <w:pict>
-              <v:line w14:anchorId="3436575C" id="直接连接符 774480084" o:spid="_x0000_s1026" style="position:absolute;z-index:251719168;visibility:visible;mso-wrap-style:square;mso-width-percent:0;mso-wrap-distance-left:9pt;mso-wrap-distance-top:0;mso-wrap-distance-right:9pt;mso-wrap-distance-bottom:0;mso-position-horizontal:center;mso-position-horizontal-relative:margin;mso-position-vertical:absolute;mso-position-vertical-relative:text;mso-width-percent:0;mso-width-relative:margin" from="0,.65pt" to="521.8pt,.65pt" o:gfxdata="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" strokecolor="black [3213]" strokeweight="1.5pt">
+              <v:line w14:anchorId="1A50C031" id="直接连接符 774480084" o:spid="_x0000_s1026" style="position:absolute;z-index:251719168;visibility:visible;mso-wrap-style:square;mso-width-percent:0;mso-wrap-distance-left:9pt;mso-wrap-distance-top:0;mso-wrap-distance-right:9pt;mso-wrap-distance-bottom:0;mso-position-horizontal:center;mso-position-horizontal-relative:margin;mso-position-vertical:absolute;mso-position-vertical-relative:text;mso-width-percent:0;mso-width-relative:margin" from="0,.65pt" to="521.8pt,.65pt" o:gfxdata="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" strokecolor="black [3213]" strokeweight="1.5pt">
                 <w10:wrap anchorx="margin"/>
               </v:line>
             </w:pict>
@@ -4749,7 +4751,7 @@
       <w:bookmarkEnd w:id="9"/>
       <w:bookmarkEnd w:id="11"/>
     </w:p>
-    <w:bookmarkEnd w:id="2"/>
+    <w:bookmarkEnd w:id="6"/>
     <w:bookmarkEnd w:id="10"/>
     <w:p>
       <w:pPr>
@@ -9404,6 +9406,7 @@
   <w:style w:type="character" w:default="1" w:styleId="a0">
     <w:name w:val="Default Paragraph Font"/>
     <w:uiPriority w:val="1"/>
+    <w:semiHidden/>
     <w:unhideWhenUsed/>
   </w:style>
   <w:style w:type="table" w:default="1" w:styleId="a1">

--- a/assets/resources/李千颖-简历.docx
+++ b/assets/resources/李千颖-简历.docx
@@ -102,46 +102,30 @@
           <w:rFonts w:cs="Times New Roman"/>
           <w:szCs w:val="21"/>
         </w:rPr>
-        <w:t>[</w:t>
+        <w:t>作品集</w:t>
+      </w:r>
+      <w:r>
+        <w:rPr>
+          <w:rFonts w:cs="Times New Roman" w:hint="eastAsia"/>
+          <w:szCs w:val="21"/>
+        </w:rPr>
+        <w:t>链接</w:t>
       </w:r>
       <w:r>
         <w:rPr>
           <w:rFonts w:cs="Times New Roman"/>
           <w:szCs w:val="21"/>
         </w:rPr>
-        <w:t>作品集</w:t>
-      </w:r>
-      <w:r>
-        <w:rPr>
-          <w:rFonts w:cs="Times New Roman"/>
-          <w:szCs w:val="21"/>
-        </w:rPr>
         <w:t xml:space="preserve">· </w:t>
       </w:r>
-      <w:hyperlink r:id="rId9" w:history="1">
+      <w:hyperlink r:id="rId9" w:tgtFrame="_blank" w:history="1">
         <w:r>
           <w:rPr>
             <w:rStyle w:val="ab"/>
-            <w:rFonts w:cs="Times New Roman"/>
-            <w:szCs w:val="21"/>
           </w:rPr>
-          <w:t>GitHub</w:t>
+          <w:t>https://579lqy.github.io/</w:t>
         </w:r>
       </w:hyperlink>
-      <w:r>
-        <w:rPr>
-          <w:rFonts w:cs="Times New Roman"/>
-          <w:szCs w:val="21"/>
-        </w:rPr>
-        <w:t>]</w:t>
-      </w:r>
-      <w:r>
-        <w:rPr>
-          <w:rFonts w:cs="Times New Roman" w:hint="eastAsia"/>
-          <w:szCs w:val="21"/>
-        </w:rPr>
-        <w:t xml:space="preserve"> </w:t>
-      </w:r>
     </w:p>
     <w:p>
       <w:pPr>
@@ -742,7 +726,7 @@
           </mc:Choice>
           <mc:Fallback>
             <w:pict>
-              <v:line w14:anchorId="09FE5EA8" id="直接连接符 827355657" o:spid="_x0000_s1026" style="position:absolute;z-index:251706880;visibility:visible;mso-wrap-style:square;mso-width-percent:0;mso-wrap-distance-left:9pt;mso-wrap-distance-top:0;mso-wrap-distance-right:9pt;mso-wrap-distance-bottom:0;mso-position-horizontal:center;mso-position-horizontal-relative:margin;mso-position-vertical:absolute;mso-position-vertical-relative:text;mso-width-percent:0;mso-width-relative:margin" from="0,.65pt" to="521.8pt,.65pt" o:gfxdata="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" strokecolor="black [3213]" strokeweight="1.5pt">
+              <v:line w14:anchorId="5EDBABB9" id="直接连接符 827355657" o:spid="_x0000_s1026" style="position:absolute;z-index:251706880;visibility:visible;mso-wrap-style:square;mso-width-percent:0;mso-wrap-distance-left:9pt;mso-wrap-distance-top:0;mso-wrap-distance-right:9pt;mso-wrap-distance-bottom:0;mso-position-horizontal:center;mso-position-horizontal-relative:margin;mso-position-vertical:absolute;mso-position-vertical-relative:text;mso-width-percent:0;mso-width-relative:margin" from="0,.65pt" to="521.8pt,.65pt" o:gfxdata="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" strokecolor="black [3213]" strokeweight="1.5pt">
                 <w10:wrap anchorx="margin"/>
               </v:line>
             </w:pict>
@@ -975,14 +959,14 @@
         <w:rPr>
           <w:szCs w:val="21"/>
         </w:rPr>
-        <w:t xml:space="preserve">AI </w:t>
-      </w:r>
-      <w:r>
-        <w:rPr>
-          <w:rFonts w:hint="eastAsia"/>
-          <w:szCs w:val="21"/>
-        </w:rPr>
-        <w:t>多轮对话交互设计·</w:t>
+        <w:t xml:space="preserve">PRD </w:t>
+      </w:r>
+      <w:r>
+        <w:rPr>
+          <w:rFonts w:hint="eastAsia"/>
+          <w:szCs w:val="21"/>
+        </w:rPr>
+        <w:t>撰写</w:t>
       </w:r>
       <w:r>
         <w:rPr>
@@ -992,16 +976,17 @@
       </w:r>
       <w:r>
         <w:rPr>
-          <w:szCs w:val="21"/>
-        </w:rPr>
-        <w:t xml:space="preserve">PRD </w:t>
-      </w:r>
-      <w:r>
-        <w:rPr>
-          <w:rFonts w:hint="eastAsia"/>
-          <w:szCs w:val="21"/>
-        </w:rPr>
-        <w:t>撰写</w:t>
+          <w:rFonts w:hint="eastAsia"/>
+          <w:szCs w:val="21"/>
+        </w:rPr>
+        <w:t>·</w:t>
+      </w:r>
+      <w:r>
+        <w:rPr>
+          <w:rFonts w:hint="eastAsia"/>
+          <w:szCs w:val="21"/>
+        </w:rPr>
+        <w:t>竞品分析</w:t>
       </w:r>
       <w:r>
         <w:rPr>
@@ -1021,7 +1006,7 @@
           <w:rFonts w:hint="eastAsia"/>
           <w:szCs w:val="21"/>
         </w:rPr>
-        <w:t>竞品分析</w:t>
+        <w:t>用户调研</w:t>
       </w:r>
       <w:r>
         <w:rPr>
@@ -1038,11 +1023,18 @@
       </w:r>
       <w:r>
         <w:rPr>
-          <w:rFonts w:hint="eastAsia"/>
-          <w:szCs w:val="21"/>
-        </w:rPr>
-        <w:t>用户调研</w:t>
-      </w:r>
+          <w:szCs w:val="21"/>
+        </w:rPr>
+        <w:t xml:space="preserve">Axure / Figma / </w:t>
+      </w:r>
+      <w:proofErr w:type="spellStart"/>
+      <w:r>
+        <w:rPr>
+          <w:szCs w:val="21"/>
+        </w:rPr>
+        <w:t>Xmind</w:t>
+      </w:r>
+      <w:proofErr w:type="spellEnd"/>
       <w:r>
         <w:rPr>
           <w:szCs w:val="21"/>
@@ -1060,21 +1052,14 @@
         <w:rPr>
           <w:szCs w:val="21"/>
         </w:rPr>
-        <w:t xml:space="preserve">Axure / Figma / </w:t>
-      </w:r>
-      <w:proofErr w:type="spellStart"/>
-      <w:r>
-        <w:rPr>
-          <w:szCs w:val="21"/>
-        </w:rPr>
-        <w:t>Xmind</w:t>
-      </w:r>
-      <w:proofErr w:type="spellEnd"/>
-      <w:r>
-        <w:rPr>
-          <w:szCs w:val="21"/>
-        </w:rPr>
-        <w:t xml:space="preserve"> </w:t>
+        <w:t xml:space="preserve"> AI </w:t>
+      </w:r>
+      <w:r>
+        <w:rPr>
+          <w:rFonts w:hint="eastAsia"/>
+          <w:szCs w:val="21"/>
+        </w:rPr>
+        <w:t>多轮对话交互设计</w:t>
       </w:r>
     </w:p>
     <w:p>
@@ -1513,7 +1498,7 @@
           </mc:Choice>
           <mc:Fallback>
             <w:pict>
-              <v:line w14:anchorId="23605D63" id="直接连接符 15" o:spid="_x0000_s1026" style="position:absolute;z-index:251693568;visibility:visible;mso-wrap-style:square;mso-width-percent:0;mso-wrap-distance-left:9pt;mso-wrap-distance-top:0;mso-wrap-distance-right:9pt;mso-wrap-distance-bottom:0;mso-position-horizontal:center;mso-position-horizontal-relative:margin;mso-position-vertical:absolute;mso-position-vertical-relative:text;mso-width-percent:0;mso-width-relative:margin" from="0,.65pt" to="521.8pt,.65pt" o:gfxdata="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" strokecolor="black [3213]" strokeweight="1.5pt">
+              <v:line w14:anchorId="10B5B4A5" id="直接连接符 15" o:spid="_x0000_s1026" style="position:absolute;z-index:251693568;visibility:visible;mso-wrap-style:square;mso-width-percent:0;mso-wrap-distance-left:9pt;mso-wrap-distance-top:0;mso-wrap-distance-right:9pt;mso-wrap-distance-bottom:0;mso-position-horizontal:center;mso-position-horizontal-relative:margin;mso-position-vertical:absolute;mso-position-vertical-relative:text;mso-width-percent:0;mso-width-relative:margin" from="0,.65pt" to="521.8pt,.65pt" o:gfxdata="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" strokecolor="black [3213]" strokeweight="1.5pt">
                 <w10:wrap anchorx="margin"/>
               </v:line>
             </w:pict>
@@ -2485,7 +2470,7 @@
                                 <wp:inline distT="0" distB="0" distL="0" distR="0" wp14:anchorId="265019C0" wp14:editId="69F88F46">
                                   <wp:extent cx="965200" cy="156845"/>
                                   <wp:effectExtent l="0" t="0" r="6350" b="0"/>
-                                  <wp:docPr id="845078948" name="图片 16"/>
+                                  <wp:docPr id="1912806179" name="图片 16"/>
                                   <wp:cNvGraphicFramePr>
                                     <a:graphicFrameLocks xmlns:a="http://schemas.openxmlformats.org/drawingml/2006/main" noChangeAspect="1"/>
                                   </wp:cNvGraphicFramePr>
@@ -2562,7 +2547,7 @@
                           <wp:inline distT="0" distB="0" distL="0" distR="0" wp14:anchorId="265019C0" wp14:editId="69F88F46">
                             <wp:extent cx="965200" cy="156845"/>
                             <wp:effectExtent l="0" t="0" r="6350" b="0"/>
-                            <wp:docPr id="845078948" name="图片 16"/>
+                            <wp:docPr id="1912806179" name="图片 16"/>
                             <wp:cNvGraphicFramePr>
                               <a:graphicFrameLocks xmlns:a="http://schemas.openxmlformats.org/drawingml/2006/main" noChangeAspect="1"/>
                             </wp:cNvGraphicFramePr>
@@ -2767,7 +2752,7 @@
           </mc:Choice>
           <mc:Fallback>
             <w:pict>
-              <v:line w14:anchorId="0AD975ED" id="直接连接符 1382507036" o:spid="_x0000_s1026" style="position:absolute;z-index:251710976;visibility:visible;mso-wrap-style:square;mso-width-percent:0;mso-wrap-distance-left:9pt;mso-wrap-distance-top:0;mso-wrap-distance-right:9pt;mso-wrap-distance-bottom:0;mso-position-horizontal:center;mso-position-horizontal-relative:margin;mso-position-vertical:absolute;mso-position-vertical-relative:text;mso-width-percent:0;mso-width-relative:margin" from="0,.65pt" to="521.8pt,.65pt" o:gfxdata="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" strokecolor="black [3213]" strokeweight="1.5pt">
+              <v:line w14:anchorId="0B3F305B" id="直接连接符 1382507036" o:spid="_x0000_s1026" style="position:absolute;z-index:251710976;visibility:visible;mso-wrap-style:square;mso-width-percent:0;mso-wrap-distance-left:9pt;mso-wrap-distance-top:0;mso-wrap-distance-right:9pt;mso-wrap-distance-bottom:0;mso-position-horizontal:center;mso-position-horizontal-relative:margin;mso-position-vertical:absolute;mso-position-vertical-relative:text;mso-width-percent:0;mso-width-relative:margin" from="0,.65pt" to="521.8pt,.65pt" o:gfxdata="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" strokecolor="black [3213]" strokeweight="1.5pt">
                 <w10:wrap anchorx="margin"/>
               </v:line>
             </w:pict>
@@ -3046,9 +3031,6 @@
         </w:numPr>
         <w:spacing w:before="0" w:beforeAutospacing="0" w:after="40" w:afterAutospacing="0"/>
         <w:jc w:val="both"/>
-        <w:rPr>
-          <w:rFonts w:hint="eastAsia"/>
-        </w:rPr>
       </w:pPr>
       <w:bookmarkStart w:id="7" w:name="OLE_LINK8"/>
       <w:bookmarkStart w:id="8" w:name="OLE_LINK34"/>
@@ -3059,7 +3041,7 @@
           <w:sz w:val="21"/>
           <w:szCs w:val="21"/>
         </w:rPr>
-        <w:t>MVP 验证</w:t>
+        <w:t>MVP验证</w:t>
       </w:r>
       <w:r>
         <w:rPr>
@@ -3077,7 +3059,7 @@
           <w:sz w:val="21"/>
           <w:szCs w:val="21"/>
         </w:rPr>
-        <w:t>独立负责供应链 RAG Agent 从需求调研、架构设计到评测落地的全流程，搭建 RAG 知识库 + 7 个 MCP 工具 + 确定性意图路由的三层架构，打通“检索→计算→回传”闭环。</w:t>
+        <w:t>独立负责RAG Agent从需求调研、架构设计到评测落地的全流程，搭建 RAG 知识库 + 7 个 MCP 工具 +意图路由的三层架构，打通“检索→计算→回传”闭环。</w:t>
       </w:r>
       <w:r>
         <w:rPr>
@@ -3087,6 +3069,59 @@
           <w:szCs w:val="21"/>
         </w:rPr>
         <w:t>自建21条人工标注评测集与独立参考实现，端到端问答与 Recall@3 准确率均达 100%、意图路由 90.5%，指标计算零幻觉、全链路可溯源。</w:t>
+      </w:r>
+    </w:p>
+    <w:p>
+      <w:pPr>
+        <w:pStyle w:val="paragraph"/>
+        <w:numPr>
+          <w:ilvl w:val="0"/>
+          <w:numId w:val="21"/>
+        </w:numPr>
+        <w:spacing w:before="0" w:beforeAutospacing="0" w:after="40" w:afterAutospacing="0"/>
+        <w:jc w:val="both"/>
+        <w:rPr>
+          <w:rFonts w:ascii="宋体" w:eastAsia="宋体" w:hAnsi="宋体" w:hint="eastAsia"/>
+          <w:color w:val="000000"/>
+          <w:sz w:val="21"/>
+          <w:szCs w:val="21"/>
+        </w:rPr>
+      </w:pPr>
+      <w:r>
+        <w:rPr>
+          <w:rFonts w:ascii="宋体" w:eastAsia="宋体" w:hAnsi="宋体"/>
+          <w:color w:val="000000"/>
+          <w:sz w:val="21"/>
+          <w:szCs w:val="21"/>
+        </w:rPr>
+        <w:t>MVP升级：</w:t>
+      </w:r>
+      <w:r>
+        <w:rPr>
+          <w:rFonts w:ascii="宋体" w:eastAsia="宋体" w:hAnsi="宋体"/>
+          <w:color w:val="000000"/>
+          <w:sz w:val="21"/>
+          <w:szCs w:val="21"/>
+        </w:rPr>
+        <w:t>以 LLM function calling 做意图路由、向量检索（BGE-small-zh-v1.5 本地语义向量）召回知识、LLM 结构化生成答案，MCP 工具确保计算环节零幻觉。复用同一套人工标注评测集，</w:t>
+      </w:r>
+      <w:r>
+        <w:rPr>
+          <w:rFonts w:ascii="宋体" w:eastAsia="宋体" w:hAnsi="宋体" w:hint="eastAsia"/>
+          <w:color w:val="000000"/>
+          <w:sz w:val="21"/>
+          <w:szCs w:val="21"/>
+        </w:rPr>
+        <w:t>在</w:t>
+      </w:r>
+      <w:r>
+        <w:rPr>
+          <w:rFonts w:ascii="宋体" w:eastAsia="宋体" w:hAnsi="宋体"/>
+          <w:color w:val="000000"/>
+          <w:sz w:val="21"/>
+          <w:szCs w:val="21"/>
+        </w:rPr>
+        <w:t>gpt-4o实跑验证：工具调用准确率 90.5%、答案忠实度 90.5%；Recall@3 达 92.9%。</w:t>
       </w:r>
     </w:p>
     <w:bookmarkEnd w:id="4"/>
@@ -3163,7 +3198,7 @@
                                 <wp:inline distT="0" distB="0" distL="0" distR="0" wp14:anchorId="7348BA8D" wp14:editId="4829B479">
                                   <wp:extent cx="965200" cy="156845"/>
                                   <wp:effectExtent l="0" t="0" r="6350" b="0"/>
-                                  <wp:docPr id="822331156" name="图片 16"/>
+                                  <wp:docPr id="17151635" name="图片 16"/>
                                   <wp:cNvGraphicFramePr>
                                     <a:graphicFrameLocks xmlns:a="http://schemas.openxmlformats.org/drawingml/2006/main" noChangeAspect="1"/>
                                   </wp:cNvGraphicFramePr>
@@ -3240,7 +3275,7 @@
                           <wp:inline distT="0" distB="0" distL="0" distR="0" wp14:anchorId="7348BA8D" wp14:editId="4829B479">
                             <wp:extent cx="965200" cy="156845"/>
                             <wp:effectExtent l="0" t="0" r="6350" b="0"/>
-                            <wp:docPr id="822331156" name="图片 16"/>
+                            <wp:docPr id="17151635" name="图片 16"/>
                             <wp:cNvGraphicFramePr>
                               <a:graphicFrameLocks xmlns:a="http://schemas.openxmlformats.org/drawingml/2006/main" noChangeAspect="1"/>
                             </wp:cNvGraphicFramePr>
@@ -3445,7 +3480,7 @@
           </mc:Choice>
           <mc:Fallback>
             <w:pict>
-              <v:line w14:anchorId="6D84D196" id="直接连接符 152453824" o:spid="_x0000_s1026" style="position:absolute;z-index:251715072;visibility:visible;mso-wrap-style:square;mso-width-percent:0;mso-wrap-distance-left:9pt;mso-wrap-distance-top:0;mso-wrap-distance-right:9pt;mso-wrap-distance-bottom:0;mso-position-horizontal:center;mso-position-horizontal-relative:margin;mso-position-vertical:absolute;mso-position-vertical-relative:text;mso-width-percent:0;mso-width-relative:margin" from="0,.65pt" to="521.8pt,.65pt" o:gfxdata="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" strokecolor="black [3213]" strokeweight="1.5pt">
+              <v:line w14:anchorId="4AB5CCEF" id="直接连接符 152453824" o:spid="_x0000_s1026" style="position:absolute;z-index:251715072;visibility:visible;mso-wrap-style:square;mso-width-percent:0;mso-wrap-distance-left:9pt;mso-wrap-distance-top:0;mso-wrap-distance-right:9pt;mso-wrap-distance-bottom:0;mso-position-horizontal:center;mso-position-horizontal-relative:margin;mso-position-vertical:absolute;mso-position-vertical-relative:text;mso-width-percent:0;mso-width-relative:margin" from="0,.65pt" to="521.8pt,.65pt" o:gfxdata="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" strokecolor="black [3213]" strokeweight="1.5pt">
                 <w10:wrap anchorx="margin"/>
               </v:line>
             </w:pict>
@@ -4362,7 +4397,7 @@
                                 <wp:inline distT="0" distB="0" distL="0" distR="0" wp14:anchorId="28A0DF3D" wp14:editId="3EA0EBB8">
                                   <wp:extent cx="965200" cy="156845"/>
                                   <wp:effectExtent l="0" t="0" r="6350" b="0"/>
-                                  <wp:docPr id="2066333669" name="图片 16"/>
+                                  <wp:docPr id="659113369" name="图片 16"/>
                                   <wp:cNvGraphicFramePr>
                                     <a:graphicFrameLocks xmlns:a="http://schemas.openxmlformats.org/drawingml/2006/main" noChangeAspect="1"/>
                                   </wp:cNvGraphicFramePr>
@@ -4439,7 +4474,7 @@
                           <wp:inline distT="0" distB="0" distL="0" distR="0" wp14:anchorId="28A0DF3D" wp14:editId="3EA0EBB8">
                             <wp:extent cx="965200" cy="156845"/>
                             <wp:effectExtent l="0" t="0" r="6350" b="0"/>
-                            <wp:docPr id="2066333669" name="图片 16"/>
+                            <wp:docPr id="659113369" name="图片 16"/>
                             <wp:cNvGraphicFramePr>
                               <a:graphicFrameLocks xmlns:a="http://schemas.openxmlformats.org/drawingml/2006/main" noChangeAspect="1"/>
                             </wp:cNvGraphicFramePr>
@@ -4644,7 +4679,7 @@
           </mc:Choice>
           <mc:Fallback>
             <w:pict>
-              <v:line w14:anchorId="1A50C031" id="直接连接符 774480084" o:spid="_x0000_s1026" style="position:absolute;z-index:251719168;visibility:visible;mso-wrap-style:square;mso-width-percent:0;mso-wrap-distance-left:9pt;mso-wrap-distance-top:0;mso-wrap-distance-right:9pt;mso-wrap-distance-bottom:0;mso-position-horizontal:center;mso-position-horizontal-relative:margin;mso-position-vertical:absolute;mso-position-vertical-relative:text;mso-width-percent:0;mso-width-relative:margin" from="0,.65pt" to="521.8pt,.65pt" o:gfxdata="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" strokecolor="black [3213]" strokeweight="1.5pt">
+              <v:line w14:anchorId="3EA238D2" id="直接连接符 774480084" o:spid="_x0000_s1026" style="position:absolute;z-index:251719168;visibility:visible;mso-wrap-style:square;mso-width-percent:0;mso-wrap-distance-left:9pt;mso-wrap-distance-top:0;mso-wrap-distance-right:9pt;mso-wrap-distance-bottom:0;mso-position-horizontal:center;mso-position-horizontal-relative:margin;mso-position-vertical:absolute;mso-position-vertical-relative:text;mso-width-percent:0;mso-width-relative:margin" from="0,.65pt" to="521.8pt,.65pt" o:gfxdata="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" strokecolor="black [3213]" strokeweight="1.5pt">
                 <w10:wrap anchorx="margin"/>
               </v:line>
             </w:pict>
@@ -4664,8 +4699,8 @@
     <w:p>
       <w:pPr>
         <w:rPr>
-          <w:sz w:val="20"/>
-          <w:szCs w:val="21"/>
+          <w:sz w:val="16"/>
+          <w:szCs w:val="16"/>
         </w:rPr>
       </w:pPr>
       <w:r>
@@ -4674,8 +4709,8 @@
           <w:b/>
           <w:bCs/>
           <w:color w:val="000000" w:themeColor="text1"/>
-          <w:sz w:val="20"/>
-          <w:szCs w:val="21"/>
+          <w:sz w:val="16"/>
+          <w:szCs w:val="16"/>
         </w:rPr>
         <w:t>✅</w:t>
       </w:r>
@@ -4684,8 +4719,8 @@
           <w:rFonts w:hint="eastAsia"/>
           <w:b/>
           <w:bCs/>
-          <w:sz w:val="20"/>
-          <w:szCs w:val="21"/>
+          <w:sz w:val="16"/>
+          <w:szCs w:val="16"/>
         </w:rPr>
         <w:t>已授权</w:t>
       </w:r>
@@ -4694,8 +4729,8 @@
           <w:rFonts w:hint="eastAsia"/>
           <w:b/>
           <w:bCs/>
-          <w:sz w:val="20"/>
-          <w:szCs w:val="21"/>
+          <w:sz w:val="16"/>
+          <w:szCs w:val="16"/>
         </w:rPr>
         <w:t>发明</w:t>
       </w:r>
@@ -4704,8 +4739,8 @@
           <w:rFonts w:hint="eastAsia"/>
           <w:b/>
           <w:bCs/>
-          <w:sz w:val="20"/>
-          <w:szCs w:val="21"/>
+          <w:sz w:val="16"/>
+          <w:szCs w:val="16"/>
         </w:rPr>
         <w:t>专利</w:t>
       </w:r>
@@ -4716,8 +4751,8 @@
           <w:rFonts w:hint="eastAsia"/>
           <w:b/>
           <w:bCs/>
-          <w:sz w:val="20"/>
-          <w:szCs w:val="21"/>
+          <w:sz w:val="16"/>
+          <w:szCs w:val="16"/>
         </w:rPr>
         <w:t>：</w:t>
       </w:r>
@@ -4725,8 +4760,8 @@
       <w:r>
         <w:rPr>
           <w:rFonts w:hint="eastAsia"/>
-          <w:sz w:val="20"/>
-          <w:szCs w:val="21"/>
+          <w:sz w:val="16"/>
+          <w:szCs w:val="16"/>
         </w:rPr>
         <w:t>《基于</w:t>
       </w:r>
@@ -4735,16 +4770,16 @@
           <w:rFonts w:hint="eastAsia"/>
           <w:b/>
           <w:bCs/>
-          <w:sz w:val="20"/>
-          <w:szCs w:val="21"/>
+          <w:sz w:val="16"/>
+          <w:szCs w:val="16"/>
         </w:rPr>
         <w:t>大语言模型</w:t>
       </w:r>
       <w:r>
         <w:rPr>
           <w:rFonts w:hint="eastAsia"/>
-          <w:sz w:val="20"/>
-          <w:szCs w:val="21"/>
+          <w:sz w:val="16"/>
+          <w:szCs w:val="16"/>
         </w:rPr>
         <w:t>的智能路径规划方法和系统》</w:t>
       </w:r>
@@ -4756,8 +4791,8 @@
     <w:p>
       <w:pPr>
         <w:rPr>
-          <w:sz w:val="20"/>
-          <w:szCs w:val="21"/>
+          <w:sz w:val="16"/>
+          <w:szCs w:val="16"/>
         </w:rPr>
       </w:pPr>
       <w:r>
@@ -4766,8 +4801,8 @@
           <w:b/>
           <w:bCs/>
           <w:color w:val="000000" w:themeColor="text1"/>
-          <w:sz w:val="20"/>
-          <w:szCs w:val="21"/>
+          <w:sz w:val="16"/>
+          <w:szCs w:val="16"/>
         </w:rPr>
         <w:t>✅</w:t>
       </w:r>
@@ -4776,8 +4811,8 @@
           <w:rFonts w:hint="eastAsia"/>
           <w:b/>
           <w:bCs/>
-          <w:sz w:val="20"/>
-          <w:szCs w:val="21"/>
+          <w:sz w:val="16"/>
+          <w:szCs w:val="16"/>
         </w:rPr>
         <w:t>已发表</w:t>
       </w:r>
@@ -4786,8 +4821,8 @@
           <w:rFonts w:hint="eastAsia"/>
           <w:b/>
           <w:bCs/>
-          <w:sz w:val="20"/>
-          <w:szCs w:val="21"/>
+          <w:sz w:val="16"/>
+          <w:szCs w:val="16"/>
         </w:rPr>
         <w:t>论文</w:t>
       </w:r>
@@ -4796,23 +4831,23 @@
           <w:rFonts w:hint="eastAsia"/>
           <w:b/>
           <w:bCs/>
-          <w:sz w:val="20"/>
-          <w:szCs w:val="21"/>
+          <w:sz w:val="16"/>
+          <w:szCs w:val="16"/>
         </w:rPr>
         <w:t>：</w:t>
       </w:r>
       <w:r>
         <w:rPr>
           <w:rFonts w:hint="eastAsia"/>
-          <w:sz w:val="20"/>
-          <w:szCs w:val="21"/>
+          <w:sz w:val="16"/>
+          <w:szCs w:val="16"/>
         </w:rPr>
         <w:t>《</w:t>
       </w:r>
       <w:r>
         <w:rPr>
-          <w:sz w:val="20"/>
-          <w:szCs w:val="21"/>
+          <w:sz w:val="16"/>
+          <w:szCs w:val="16"/>
         </w:rPr>
         <w:t xml:space="preserve">Semantic-Driven Mathematical Modeling and Adaptive Refactoring for Logistics Optimization: </w:t>
       </w:r>
@@ -4820,8 +4855,8 @@
         <w:rPr>
           <w:b/>
           <w:bCs/>
-          <w:sz w:val="20"/>
-          <w:szCs w:val="21"/>
+          <w:sz w:val="16"/>
+          <w:szCs w:val="16"/>
         </w:rPr>
         <w:t>A Language</w:t>
       </w:r>
@@ -4829,8 +4864,8 @@
         <w:rPr>
           <w:b/>
           <w:bCs/>
-          <w:sz w:val="20"/>
-          <w:szCs w:val="21"/>
+          <w:sz w:val="16"/>
+          <w:szCs w:val="16"/>
         </w:rPr>
         <w:noBreakHyphen/>
         <w:t>Model Orchestrated Optimization Pipeline</w:t>
@@ -4838,8 +4873,8 @@
       <w:r>
         <w:rPr>
           <w:rFonts w:hint="eastAsia"/>
-          <w:sz w:val="20"/>
-          <w:szCs w:val="21"/>
+          <w:sz w:val="16"/>
+          <w:szCs w:val="16"/>
         </w:rPr>
         <w:t>》《</w:t>
       </w:r>
@@ -4847,8 +4882,8 @@
       <w:r>
         <w:rPr>
           <w:rFonts w:hint="eastAsia"/>
-          <w:sz w:val="20"/>
-          <w:szCs w:val="21"/>
+          <w:sz w:val="16"/>
+          <w:szCs w:val="16"/>
         </w:rPr>
         <w:t>基于成本走廊的煤炭</w:t>
       </w:r>
@@ -4857,16 +4892,16 @@
           <w:rFonts w:hint="eastAsia"/>
           <w:b/>
           <w:bCs/>
-          <w:sz w:val="20"/>
-          <w:szCs w:val="21"/>
+          <w:sz w:val="16"/>
+          <w:szCs w:val="16"/>
         </w:rPr>
         <w:t>企业信息成本化管理</w:t>
       </w:r>
       <w:r>
         <w:rPr>
           <w:rFonts w:hint="eastAsia"/>
-          <w:sz w:val="20"/>
-          <w:szCs w:val="21"/>
+          <w:sz w:val="16"/>
+          <w:szCs w:val="16"/>
         </w:rPr>
         <w:t>研究</w:t>
       </w:r>
@@ -4874,8 +4909,8 @@
       <w:r>
         <w:rPr>
           <w:rFonts w:hint="eastAsia"/>
-          <w:sz w:val="20"/>
-          <w:szCs w:val="21"/>
+          <w:sz w:val="16"/>
+          <w:szCs w:val="16"/>
         </w:rPr>
         <w:t>》《基于</w:t>
       </w:r>
@@ -4884,16 +4919,16 @@
           <w:rFonts w:hint="eastAsia"/>
           <w:b/>
           <w:bCs/>
-          <w:sz w:val="20"/>
-          <w:szCs w:val="21"/>
+          <w:sz w:val="16"/>
+          <w:szCs w:val="16"/>
         </w:rPr>
         <w:t>文本聚类</w:t>
       </w:r>
       <w:r>
         <w:rPr>
           <w:rFonts w:hint="eastAsia"/>
-          <w:sz w:val="20"/>
-          <w:szCs w:val="21"/>
+          <w:sz w:val="16"/>
+          <w:szCs w:val="16"/>
         </w:rPr>
         <w:t>的煤矿安全事故类型分析》</w:t>
       </w:r>
@@ -4901,8 +4936,8 @@
     <w:p>
       <w:pPr>
         <w:rPr>
-          <w:sz w:val="20"/>
-          <w:szCs w:val="21"/>
+          <w:sz w:val="16"/>
+          <w:szCs w:val="16"/>
         </w:rPr>
       </w:pPr>
       <w:r>
@@ -4911,8 +4946,8 @@
           <w:b/>
           <w:bCs/>
           <w:color w:val="000000" w:themeColor="text1"/>
-          <w:sz w:val="20"/>
-          <w:szCs w:val="21"/>
+          <w:sz w:val="16"/>
+          <w:szCs w:val="16"/>
         </w:rPr>
         <w:t>✅</w:t>
       </w:r>
@@ -4920,71 +4955,71 @@
         <w:rPr>
           <w:b/>
           <w:bCs/>
-          <w:sz w:val="20"/>
-          <w:szCs w:val="21"/>
+          <w:sz w:val="16"/>
+          <w:szCs w:val="16"/>
         </w:rPr>
         <w:t>荣誉奖项：</w:t>
       </w:r>
       <w:r>
         <w:rPr>
-          <w:sz w:val="20"/>
-          <w:szCs w:val="21"/>
+          <w:sz w:val="16"/>
+          <w:szCs w:val="16"/>
         </w:rPr>
         <w:t>校级二等奖学金（</w:t>
       </w:r>
       <w:r>
         <w:rPr>
-          <w:sz w:val="20"/>
-          <w:szCs w:val="21"/>
+          <w:sz w:val="16"/>
+          <w:szCs w:val="16"/>
         </w:rPr>
         <w:t>2025</w:t>
       </w:r>
       <w:r>
         <w:rPr>
-          <w:sz w:val="20"/>
-          <w:szCs w:val="21"/>
+          <w:sz w:val="16"/>
+          <w:szCs w:val="16"/>
         </w:rPr>
         <w:t>）、校级三等奖学金（</w:t>
       </w:r>
       <w:r>
         <w:rPr>
-          <w:sz w:val="20"/>
-          <w:szCs w:val="21"/>
+          <w:sz w:val="16"/>
+          <w:szCs w:val="16"/>
         </w:rPr>
         <w:t>2020</w:t>
       </w:r>
       <w:r>
         <w:rPr>
-          <w:sz w:val="20"/>
-          <w:szCs w:val="21"/>
+          <w:sz w:val="16"/>
+          <w:szCs w:val="16"/>
         </w:rPr>
         <w:t>、</w:t>
       </w:r>
       <w:r>
         <w:rPr>
-          <w:sz w:val="20"/>
-          <w:szCs w:val="21"/>
+          <w:sz w:val="16"/>
+          <w:szCs w:val="16"/>
         </w:rPr>
         <w:t>2023</w:t>
       </w:r>
       <w:r>
         <w:rPr>
-          <w:sz w:val="20"/>
-          <w:szCs w:val="21"/>
+          <w:sz w:val="16"/>
+          <w:szCs w:val="16"/>
         </w:rPr>
         <w:t>、</w:t>
       </w:r>
       <w:r>
         <w:rPr>
-          <w:sz w:val="20"/>
-          <w:szCs w:val="21"/>
+          <w:sz w:val="16"/>
+          <w:szCs w:val="16"/>
         </w:rPr>
         <w:t>2024</w:t>
       </w:r>
       <w:r>
         <w:rPr>
-          <w:sz w:val="20"/>
-          <w:szCs w:val="21"/>
+          <w:sz w:val="16"/>
+          <w:szCs w:val="16"/>
         </w:rPr>
         <w:t>）、大学生营销策划大赛二等奖、大学生创业项目院级优秀奖、大学生暑期实践优秀报告奖</w:t>
       </w:r>
@@ -9406,7 +9441,6 @@
   <w:style w:type="character" w:default="1" w:styleId="a0">
     <w:name w:val="Default Paragraph Font"/>
     <w:uiPriority w:val="1"/>
-    <w:semiHidden/>
     <w:unhideWhenUsed/>
   </w:style>
   <w:style w:type="table" w:default="1" w:styleId="a1">
